--- a/en/wisdom-stories/fasting.docx
+++ b/en/wisdom-stories/fasting.docx
@@ -185,7 +185,7 @@
           <w:bCs/>
           <w:lang/>
         </w:rPr>
-        <w:t>Moral: The spiritual value of fasting lies not only in enduring hunger, but also in disciplining our speech, thoughts, and behaviour. Before judging someone else, try to understand their circumstances and examine your own actions.</w:t>
+        <w:t xml:space="preserve">Moral: The spiritual value of fasting lies not only in enduring hunger, but also in disciplining our speech, thoughts, and behavior. Before judging someone else, try to understand their circumstances and examine your own actions.</w:t>
       </w:r>
     </w:p>
     <w:p>
